--- a/kotlin/k7_part_two_of_kotlin_extras.docx
+++ b/kotlin/k7_part_two_of_kotlin_extras.docx
@@ -6,12 +6,14 @@
       <w:pPr>
         <w:jc w:val="center"/>
         <w:rPr>
-          <w:sz w:val="32"/>
-          <w:szCs w:val="32"/>
-        </w:rPr>
-      </w:pPr>
-      <w:r>
-        <w:rPr>
+          <w:rFonts w:ascii="Carlito" w:hAnsi="Carlito" w:cs="Carlito"/>
+          <w:sz w:val="32"/>
+          <w:szCs w:val="32"/>
+        </w:rPr>
+      </w:pPr>
+      <w:r>
+        <w:rPr>
+          <w:rFonts w:ascii="Carlito" w:hAnsi="Carlito" w:cs="Carlito"/>
           <w:b/>
           <w:bCs/>
           <w:sz w:val="40"/>
@@ -29,38 +31,25 @@
         </w:numPr>
         <w:jc w:val="both"/>
         <w:rPr>
-          <w:sz w:val="32"/>
-          <w:szCs w:val="32"/>
-        </w:rPr>
-      </w:pPr>
-      <w:r>
-        <w:rPr>
-          <w:sz w:val="32"/>
-          <w:szCs w:val="32"/>
-        </w:rPr>
-        <w:t xml:space="preserve">Kotlin (Programming </w:t>
-      </w:r>
-      <w:proofErr w:type="gramStart"/>
-      <w:r>
-        <w:rPr>
-          <w:sz w:val="32"/>
-          <w:szCs w:val="32"/>
-        </w:rPr>
-        <w:t>Language)…</w:t>
-      </w:r>
-      <w:proofErr w:type="gramEnd"/>
-      <w:r>
-        <w:rPr>
-          <w:sz w:val="32"/>
-          <w:szCs w:val="32"/>
-        </w:rPr>
-        <w:t>……………………………………...2</w:t>
+          <w:rFonts w:ascii="Carlito" w:hAnsi="Carlito" w:cs="Carlito"/>
+          <w:sz w:val="32"/>
+          <w:szCs w:val="32"/>
+        </w:rPr>
+      </w:pPr>
+      <w:r>
+        <w:rPr>
+          <w:rFonts w:ascii="Carlito" w:hAnsi="Carlito" w:cs="Carlito"/>
+          <w:sz w:val="32"/>
+          <w:szCs w:val="32"/>
+        </w:rPr>
+        <w:t>Kotlin (Programming Language)………………………………………...2</w:t>
       </w:r>
     </w:p>
     <w:p>
       <w:pPr>
         <w:jc w:val="both"/>
         <w:rPr>
+          <w:rFonts w:ascii="Carlito" w:hAnsi="Carlito" w:cs="Carlito"/>
           <w:sz w:val="32"/>
           <w:szCs w:val="32"/>
         </w:rPr>
@@ -70,6 +59,7 @@
       <w:pPr>
         <w:jc w:val="both"/>
         <w:rPr>
+          <w:rFonts w:ascii="Carlito" w:hAnsi="Carlito" w:cs="Carlito"/>
           <w:sz w:val="32"/>
           <w:szCs w:val="32"/>
         </w:rPr>
@@ -79,20 +69,23 @@
       <w:pPr>
         <w:jc w:val="both"/>
         <w:rPr>
-          <w:sz w:val="32"/>
-          <w:szCs w:val="32"/>
-        </w:rPr>
-      </w:pPr>
-    </w:p>
-    <w:p>
-      <w:pPr>
-        <w:rPr>
-          <w:sz w:val="32"/>
-          <w:szCs w:val="32"/>
-        </w:rPr>
-      </w:pPr>
-      <w:r>
-        <w:rPr>
+          <w:rFonts w:ascii="Carlito" w:hAnsi="Carlito" w:cs="Carlito"/>
+          <w:sz w:val="32"/>
+          <w:szCs w:val="32"/>
+        </w:rPr>
+      </w:pPr>
+    </w:p>
+    <w:p>
+      <w:pPr>
+        <w:rPr>
+          <w:rFonts w:ascii="Carlito" w:hAnsi="Carlito" w:cs="Carlito"/>
+          <w:sz w:val="32"/>
+          <w:szCs w:val="32"/>
+        </w:rPr>
+      </w:pPr>
+      <w:r>
+        <w:rPr>
+          <w:rFonts w:ascii="Carlito" w:hAnsi="Carlito" w:cs="Carlito"/>
           <w:sz w:val="32"/>
           <w:szCs w:val="32"/>
         </w:rPr>
@@ -103,6 +96,7 @@
       <w:pPr>
         <w:jc w:val="both"/>
         <w:rPr>
+          <w:rFonts w:ascii="Carlito" w:hAnsi="Carlito" w:cs="Carlito"/>
           <w:b/>
           <w:bCs/>
           <w:sz w:val="32"/>
@@ -111,6 +105,7 @@
       </w:pPr>
       <w:r>
         <w:rPr>
+          <w:rFonts w:ascii="Carlito" w:hAnsi="Carlito" w:cs="Carlito"/>
           <w:b/>
           <w:bCs/>
           <w:sz w:val="32"/>
@@ -124,12 +119,14 @@
       <w:pPr>
         <w:jc w:val="both"/>
         <w:rPr>
-          <w:sz w:val="32"/>
-          <w:szCs w:val="32"/>
-        </w:rPr>
-      </w:pPr>
-      <w:r>
-        <w:rPr>
+          <w:rFonts w:ascii="Carlito" w:hAnsi="Carlito" w:cs="Carlito"/>
+          <w:sz w:val="32"/>
+          <w:szCs w:val="32"/>
+        </w:rPr>
+      </w:pPr>
+      <w:r>
+        <w:rPr>
+          <w:rFonts w:ascii="Carlito" w:hAnsi="Carlito" w:cs="Carlito"/>
           <w:sz w:val="32"/>
           <w:szCs w:val="32"/>
         </w:rPr>
@@ -137,6 +134,7 @@
       </w:r>
       <w:r>
         <w:rPr>
+          <w:rFonts w:ascii="Carlito" w:hAnsi="Carlito" w:cs="Carlito"/>
           <w:b/>
           <w:bCs/>
           <w:sz w:val="32"/>
@@ -146,6 +144,7 @@
       </w:r>
       <w:r>
         <w:rPr>
+          <w:rFonts w:ascii="Carlito" w:hAnsi="Carlito" w:cs="Carlito"/>
           <w:sz w:val="32"/>
           <w:szCs w:val="32"/>
         </w:rPr>
@@ -153,6 +152,7 @@
       </w:r>
       <w:r>
         <w:rPr>
+          <w:rFonts w:ascii="Carlito" w:hAnsi="Carlito" w:cs="Carlito"/>
           <w:b/>
           <w:bCs/>
           <w:sz w:val="32"/>
@@ -162,6 +162,7 @@
       </w:r>
       <w:r>
         <w:rPr>
+          <w:rFonts w:ascii="Carlito" w:hAnsi="Carlito" w:cs="Carlito"/>
           <w:sz w:val="32"/>
           <w:szCs w:val="32"/>
         </w:rPr>
@@ -169,6 +170,7 @@
       </w:r>
       <w:r>
         <w:rPr>
+          <w:rFonts w:ascii="Carlito" w:hAnsi="Carlito" w:cs="Carlito"/>
           <w:b/>
           <w:bCs/>
           <w:sz w:val="32"/>
@@ -178,6 +180,7 @@
       </w:r>
       <w:r>
         <w:rPr>
+          <w:rFonts w:ascii="Carlito" w:hAnsi="Carlito" w:cs="Carlito"/>
           <w:sz w:val="32"/>
           <w:szCs w:val="32"/>
         </w:rPr>
@@ -185,6 +188,7 @@
       </w:r>
       <w:r>
         <w:rPr>
+          <w:rFonts w:ascii="Carlito" w:hAnsi="Carlito" w:cs="Carlito"/>
           <w:sz w:val="32"/>
           <w:szCs w:val="32"/>
         </w:rPr>
@@ -192,6 +196,7 @@
       </w:r>
       <w:r>
         <w:rPr>
+          <w:rFonts w:ascii="Carlito" w:hAnsi="Carlito" w:cs="Carlito"/>
           <w:sz w:val="32"/>
           <w:szCs w:val="32"/>
         </w:rPr>
@@ -199,6 +204,7 @@
       </w:r>
       <w:r>
         <w:rPr>
+          <w:rFonts w:ascii="Carlito" w:hAnsi="Carlito" w:cs="Carlito"/>
           <w:sz w:val="32"/>
           <w:szCs w:val="32"/>
         </w:rPr>
@@ -206,6 +212,7 @@
       </w:r>
       <w:r>
         <w:rPr>
+          <w:rFonts w:ascii="Carlito" w:hAnsi="Carlito" w:cs="Carlito"/>
           <w:sz w:val="32"/>
           <w:szCs w:val="32"/>
         </w:rPr>
@@ -213,6 +220,7 @@
       </w:r>
       <w:r>
         <w:rPr>
+          <w:rFonts w:ascii="Carlito" w:hAnsi="Carlito" w:cs="Carlito"/>
           <w:b/>
           <w:bCs/>
           <w:sz w:val="32"/>
@@ -222,6 +230,7 @@
       </w:r>
       <w:r>
         <w:rPr>
+          <w:rFonts w:ascii="Carlito" w:hAnsi="Carlito" w:cs="Carlito"/>
           <w:sz w:val="32"/>
           <w:szCs w:val="32"/>
         </w:rPr>
@@ -229,6 +238,7 @@
       </w:r>
       <w:r>
         <w:rPr>
+          <w:rFonts w:ascii="Carlito" w:hAnsi="Carlito" w:cs="Carlito"/>
           <w:sz w:val="32"/>
           <w:szCs w:val="32"/>
         </w:rPr>
@@ -236,6 +246,7 @@
       </w:r>
       <w:r>
         <w:rPr>
+          <w:rFonts w:ascii="Carlito" w:hAnsi="Carlito" w:cs="Carlito"/>
           <w:b/>
           <w:bCs/>
           <w:sz w:val="32"/>
@@ -245,6 +256,7 @@
       </w:r>
       <w:r>
         <w:rPr>
+          <w:rFonts w:ascii="Carlito" w:hAnsi="Carlito" w:cs="Carlito"/>
           <w:sz w:val="32"/>
           <w:szCs w:val="32"/>
         </w:rPr>
@@ -255,12 +267,14 @@
       <w:pPr>
         <w:jc w:val="both"/>
         <w:rPr>
-          <w:sz w:val="32"/>
-          <w:szCs w:val="32"/>
-        </w:rPr>
-      </w:pPr>
-      <w:r>
-        <w:rPr>
+          <w:rFonts w:ascii="Carlito" w:hAnsi="Carlito" w:cs="Carlito"/>
+          <w:sz w:val="32"/>
+          <w:szCs w:val="32"/>
+        </w:rPr>
+      </w:pPr>
+      <w:r>
+        <w:rPr>
+          <w:rFonts w:ascii="Carlito" w:hAnsi="Carlito" w:cs="Carlito"/>
           <w:sz w:val="32"/>
           <w:szCs w:val="32"/>
         </w:rPr>
@@ -268,6 +282,7 @@
       </w:r>
       <w:r>
         <w:rPr>
+          <w:rFonts w:ascii="Carlito" w:hAnsi="Carlito" w:cs="Carlito"/>
           <w:b/>
           <w:bCs/>
           <w:sz w:val="32"/>
@@ -277,6 +292,7 @@
       </w:r>
       <w:r>
         <w:rPr>
+          <w:rFonts w:ascii="Carlito" w:hAnsi="Carlito" w:cs="Carlito"/>
           <w:sz w:val="32"/>
           <w:szCs w:val="32"/>
         </w:rPr>
@@ -292,12 +308,14 @@
         </w:numPr>
         <w:jc w:val="both"/>
         <w:rPr>
-          <w:sz w:val="32"/>
-          <w:szCs w:val="32"/>
-        </w:rPr>
-      </w:pPr>
-      <w:r>
-        <w:rPr>
+          <w:rFonts w:ascii="Carlito" w:hAnsi="Carlito" w:cs="Carlito"/>
+          <w:sz w:val="32"/>
+          <w:szCs w:val="32"/>
+        </w:rPr>
+      </w:pPr>
+      <w:r>
+        <w:rPr>
+          <w:rFonts w:ascii="Carlito" w:hAnsi="Carlito" w:cs="Carlito"/>
           <w:sz w:val="32"/>
           <w:szCs w:val="32"/>
         </w:rPr>
@@ -313,35 +331,32 @@
         </w:numPr>
         <w:jc w:val="both"/>
         <w:rPr>
-          <w:sz w:val="32"/>
-          <w:szCs w:val="32"/>
-        </w:rPr>
-      </w:pPr>
-      <w:r>
-        <w:rPr>
-          <w:sz w:val="32"/>
-          <w:szCs w:val="32"/>
-        </w:rPr>
-        <w:t>And JavaScript</w:t>
-      </w:r>
-      <w:r>
-        <w:rPr>
-          <w:sz w:val="32"/>
-          <w:szCs w:val="32"/>
-        </w:rPr>
-        <w:t xml:space="preserve"> for web</w:t>
+          <w:rFonts w:ascii="Carlito" w:hAnsi="Carlito" w:cs="Carlito"/>
+          <w:sz w:val="32"/>
+          <w:szCs w:val="32"/>
+        </w:rPr>
+      </w:pPr>
+      <w:r>
+        <w:rPr>
+          <w:rFonts w:ascii="Carlito" w:hAnsi="Carlito" w:cs="Carlito"/>
+          <w:sz w:val="32"/>
+          <w:szCs w:val="32"/>
+        </w:rPr>
+        <w:t>And JavaScript for web</w:t>
       </w:r>
     </w:p>
     <w:p>
       <w:pPr>
         <w:jc w:val="both"/>
         <w:rPr>
-          <w:sz w:val="32"/>
-          <w:szCs w:val="32"/>
-        </w:rPr>
-      </w:pPr>
-      <w:r>
-        <w:rPr>
+          <w:rFonts w:ascii="Carlito" w:hAnsi="Carlito" w:cs="Carlito"/>
+          <w:sz w:val="32"/>
+          <w:szCs w:val="32"/>
+        </w:rPr>
+      </w:pPr>
+      <w:r>
+        <w:rPr>
+          <w:rFonts w:ascii="Carlito" w:hAnsi="Carlito" w:cs="Carlito"/>
           <w:sz w:val="32"/>
           <w:szCs w:val="32"/>
         </w:rPr>
@@ -349,6 +364,7 @@
       </w:r>
       <w:r>
         <w:rPr>
+          <w:rFonts w:ascii="Carlito" w:hAnsi="Carlito" w:cs="Carlito"/>
           <w:b/>
           <w:bCs/>
           <w:sz w:val="32"/>
@@ -358,6 +374,7 @@
       </w:r>
       <w:r>
         <w:rPr>
+          <w:rFonts w:ascii="Carlito" w:hAnsi="Carlito" w:cs="Carlito"/>
           <w:sz w:val="32"/>
           <w:szCs w:val="32"/>
         </w:rPr>
@@ -368,6 +385,7 @@
       <w:pPr>
         <w:jc w:val="both"/>
         <w:rPr>
+          <w:rFonts w:ascii="Carlito" w:hAnsi="Carlito" w:cs="Carlito"/>
           <w:sz w:val="32"/>
           <w:szCs w:val="32"/>
         </w:rPr>
@@ -377,12 +395,14 @@
       <w:pPr>
         <w:jc w:val="both"/>
         <w:rPr>
-          <w:sz w:val="32"/>
-          <w:szCs w:val="32"/>
-        </w:rPr>
-      </w:pPr>
-      <w:r>
-        <w:rPr>
+          <w:rFonts w:ascii="Carlito" w:hAnsi="Carlito" w:cs="Carlito"/>
+          <w:sz w:val="32"/>
+          <w:szCs w:val="32"/>
+        </w:rPr>
+      </w:pPr>
+      <w:r>
+        <w:rPr>
+          <w:rFonts w:ascii="Carlito" w:hAnsi="Carlito" w:cs="Carlito"/>
           <w:sz w:val="32"/>
           <w:szCs w:val="32"/>
         </w:rPr>
@@ -393,12 +413,14 @@
       <w:pPr>
         <w:jc w:val="both"/>
         <w:rPr>
-          <w:sz w:val="32"/>
-          <w:szCs w:val="32"/>
-        </w:rPr>
-      </w:pPr>
-      <w:r>
-        <w:rPr>
+          <w:rFonts w:ascii="Carlito" w:hAnsi="Carlito" w:cs="Carlito"/>
+          <w:sz w:val="32"/>
+          <w:szCs w:val="32"/>
+        </w:rPr>
+      </w:pPr>
+      <w:r>
+        <w:rPr>
+          <w:rFonts w:ascii="Carlito" w:hAnsi="Carlito" w:cs="Carlito"/>
           <w:sz w:val="32"/>
           <w:szCs w:val="32"/>
         </w:rPr>
@@ -406,6 +428,7 @@
       </w:r>
       <w:r>
         <w:rPr>
+          <w:rFonts w:ascii="Carlito" w:hAnsi="Carlito" w:cs="Carlito"/>
           <w:b/>
           <w:bCs/>
           <w:sz w:val="32"/>
@@ -415,6 +438,7 @@
       </w:r>
       <w:r>
         <w:rPr>
+          <w:rFonts w:ascii="Carlito" w:hAnsi="Carlito" w:cs="Carlito"/>
           <w:sz w:val="32"/>
           <w:szCs w:val="32"/>
         </w:rPr>
@@ -422,6 +446,7 @@
       </w:r>
       <w:r>
         <w:rPr>
+          <w:rFonts w:ascii="Carlito" w:hAnsi="Carlito" w:cs="Carlito"/>
           <w:b/>
           <w:bCs/>
           <w:sz w:val="32"/>
@@ -431,177 +456,187 @@
       </w:r>
       <w:r>
         <w:rPr>
+          <w:rFonts w:ascii="Carlito" w:hAnsi="Carlito" w:cs="Carlito"/>
           <w:sz w:val="32"/>
           <w:szCs w:val="32"/>
         </w:rPr>
         <w:t xml:space="preserve"> has </w:t>
       </w:r>
-      <w:proofErr w:type="gramStart"/>
-      <w:r>
-        <w:rPr>
+      <w:r>
+        <w:rPr>
+          <w:rFonts w:ascii="Carlito" w:hAnsi="Carlito" w:cs="Carlito"/>
           <w:b/>
           <w:bCs/>
           <w:sz w:val="32"/>
           <w:szCs w:val="32"/>
         </w:rPr>
-        <w:t>main(</w:t>
-      </w:r>
-      <w:proofErr w:type="gramEnd"/>
-      <w:r>
-        <w:rPr>
+        <w:t>main()</w:t>
+      </w:r>
+      <w:r>
+        <w:rPr>
+          <w:rFonts w:ascii="Carlito" w:hAnsi="Carlito" w:cs="Carlito"/>
+          <w:sz w:val="32"/>
+          <w:szCs w:val="32"/>
+        </w:rPr>
+        <w:t xml:space="preserve"> function which is the entry point or the starting point our code will start executing from</w:t>
+      </w:r>
+    </w:p>
+    <w:p>
+      <w:pPr>
+        <w:jc w:val="both"/>
+        <w:rPr>
+          <w:rFonts w:ascii="Carlito" w:hAnsi="Carlito" w:cs="Carlito"/>
+          <w:sz w:val="32"/>
+          <w:szCs w:val="32"/>
+        </w:rPr>
+      </w:pPr>
+      <w:r>
+        <w:rPr>
+          <w:rFonts w:ascii="Carlito" w:hAnsi="Carlito" w:cs="Carlito"/>
+          <w:sz w:val="32"/>
+          <w:szCs w:val="32"/>
+        </w:rPr>
+        <w:t># Functions are first class objects</w:t>
+      </w:r>
+      <w:r>
+        <w:rPr>
+          <w:rFonts w:ascii="Carlito" w:hAnsi="Carlito" w:cs="Carlito"/>
+          <w:sz w:val="32"/>
+          <w:szCs w:val="32"/>
+        </w:rPr>
+        <w:t xml:space="preserve"> in </w:t>
+      </w:r>
+      <w:r>
+        <w:rPr>
+          <w:rFonts w:ascii="Carlito" w:hAnsi="Carlito" w:cs="Carlito"/>
           <w:b/>
           <w:bCs/>
           <w:sz w:val="32"/>
           <w:szCs w:val="32"/>
         </w:rPr>
-        <w:t>)</w:t>
-      </w:r>
-      <w:r>
-        <w:rPr>
-          <w:sz w:val="32"/>
-          <w:szCs w:val="32"/>
-        </w:rPr>
-        <w:t xml:space="preserve"> function which is the entry point or the starting point our code will start executing from</w:t>
+        <w:t>Kotlin</w:t>
+      </w:r>
+      <w:r>
+        <w:rPr>
+          <w:rFonts w:ascii="Carlito" w:hAnsi="Carlito" w:cs="Carlito"/>
+          <w:sz w:val="32"/>
+          <w:szCs w:val="32"/>
+        </w:rPr>
+        <w:t xml:space="preserve"> which means they can be stored as variables passed as parameters or used anonymously with lambdas</w:t>
       </w:r>
     </w:p>
     <w:p>
       <w:pPr>
         <w:jc w:val="both"/>
         <w:rPr>
-          <w:sz w:val="32"/>
-          <w:szCs w:val="32"/>
-        </w:rPr>
-      </w:pPr>
-      <w:r>
-        <w:rPr>
-          <w:sz w:val="32"/>
-          <w:szCs w:val="32"/>
-        </w:rPr>
-        <w:t># Functions are first class objects</w:t>
-      </w:r>
-      <w:r>
-        <w:rPr>
-          <w:sz w:val="32"/>
-          <w:szCs w:val="32"/>
-        </w:rPr>
-        <w:t xml:space="preserve"> in </w:t>
-      </w:r>
-      <w:r>
-        <w:rPr>
+          <w:rFonts w:ascii="Carlito" w:hAnsi="Carlito" w:cs="Carlito"/>
+          <w:sz w:val="32"/>
+          <w:szCs w:val="32"/>
+        </w:rPr>
+      </w:pPr>
+    </w:p>
+    <w:p>
+      <w:pPr>
+        <w:jc w:val="both"/>
+        <w:rPr>
+          <w:rFonts w:ascii="Carlito" w:hAnsi="Carlito" w:cs="Carlito"/>
+          <w:sz w:val="32"/>
+          <w:szCs w:val="32"/>
+        </w:rPr>
+      </w:pPr>
+      <w:r>
+        <w:rPr>
+          <w:rFonts w:ascii="Carlito" w:hAnsi="Carlito" w:cs="Carlito"/>
+          <w:sz w:val="32"/>
+          <w:szCs w:val="32"/>
+        </w:rPr>
+        <w:t>OOP:</w:t>
+      </w:r>
+    </w:p>
+    <w:p>
+      <w:pPr>
+        <w:jc w:val="both"/>
+        <w:rPr>
+          <w:rFonts w:ascii="Carlito" w:hAnsi="Carlito" w:cs="Carlito"/>
+          <w:sz w:val="32"/>
+          <w:szCs w:val="32"/>
+        </w:rPr>
+      </w:pPr>
+      <w:r>
+        <w:rPr>
+          <w:rFonts w:ascii="Carlito" w:hAnsi="Carlito" w:cs="Carlito"/>
+          <w:sz w:val="32"/>
+          <w:szCs w:val="32"/>
+        </w:rPr>
+        <w:t>#</w:t>
+      </w:r>
+      <w:r>
+        <w:rPr>
+          <w:rFonts w:ascii="Carlito" w:hAnsi="Carlito" w:cs="Carlito"/>
           <w:b/>
           <w:bCs/>
           <w:sz w:val="32"/>
           <w:szCs w:val="32"/>
         </w:rPr>
-        <w:t>Kotlin</w:t>
-      </w:r>
-      <w:r>
-        <w:rPr>
-          <w:sz w:val="32"/>
-          <w:szCs w:val="32"/>
-        </w:rPr>
-        <w:t xml:space="preserve"> which means they can be stored as variables passed as parameters or used anonymously with lambdas</w:t>
-      </w:r>
-    </w:p>
-    <w:p>
-      <w:pPr>
-        <w:jc w:val="both"/>
-        <w:rPr>
-          <w:sz w:val="32"/>
-          <w:szCs w:val="32"/>
-        </w:rPr>
-      </w:pPr>
-    </w:p>
-    <w:p>
-      <w:pPr>
-        <w:jc w:val="both"/>
-        <w:rPr>
-          <w:sz w:val="32"/>
-          <w:szCs w:val="32"/>
-        </w:rPr>
-      </w:pPr>
-      <w:r>
-        <w:rPr>
-          <w:sz w:val="32"/>
-          <w:szCs w:val="32"/>
-        </w:rPr>
-        <w:t>OOP:</w:t>
-      </w:r>
-    </w:p>
-    <w:p>
-      <w:pPr>
-        <w:jc w:val="both"/>
-        <w:rPr>
-          <w:sz w:val="32"/>
-          <w:szCs w:val="32"/>
-        </w:rPr>
-      </w:pPr>
-      <w:r>
-        <w:rPr>
-          <w:sz w:val="32"/>
-          <w:szCs w:val="32"/>
-        </w:rPr>
-        <w:t>#</w:t>
-      </w:r>
-      <w:r>
-        <w:rPr>
+        <w:t xml:space="preserve"> Kotlin</w:t>
+      </w:r>
+      <w:r>
+        <w:rPr>
+          <w:rFonts w:ascii="Carlito" w:hAnsi="Carlito" w:cs="Carlito"/>
+          <w:sz w:val="32"/>
+          <w:szCs w:val="32"/>
+        </w:rPr>
+        <w:t xml:space="preserve"> can do special things that </w:t>
+      </w:r>
+      <w:r>
+        <w:rPr>
+          <w:rFonts w:ascii="Carlito" w:hAnsi="Carlito" w:cs="Carlito"/>
           <w:b/>
           <w:bCs/>
           <w:sz w:val="32"/>
           <w:szCs w:val="32"/>
         </w:rPr>
-        <w:t xml:space="preserve"> Kotlin</w:t>
-      </w:r>
-      <w:r>
-        <w:rPr>
-          <w:sz w:val="32"/>
-          <w:szCs w:val="32"/>
-        </w:rPr>
-        <w:t xml:space="preserve"> can do special things that </w:t>
-      </w:r>
-      <w:r>
-        <w:rPr>
+        <w:t>Java</w:t>
+      </w:r>
+      <w:r>
+        <w:rPr>
+          <w:rFonts w:ascii="Carlito" w:hAnsi="Carlito" w:cs="Carlito"/>
+          <w:sz w:val="32"/>
+          <w:szCs w:val="32"/>
+        </w:rPr>
+        <w:t xml:space="preserve"> can’t like modify the behavior (methods) of a class without inheritance using extension functions (like </w:t>
+      </w:r>
+      <w:r>
+        <w:rPr>
+          <w:rFonts w:ascii="Carlito" w:hAnsi="Carlito" w:cs="Carlito"/>
           <w:b/>
           <w:bCs/>
           <w:sz w:val="32"/>
           <w:szCs w:val="32"/>
         </w:rPr>
-        <w:t>Java</w:t>
-      </w:r>
-      <w:r>
-        <w:rPr>
-          <w:sz w:val="32"/>
-          <w:szCs w:val="32"/>
-        </w:rPr>
-        <w:t xml:space="preserve"> can’t like modify the behavior (methods) of a class without inheritance using extension functions (like </w:t>
-      </w:r>
-      <w:r>
-        <w:rPr>
+        <w:t>Dart’</w:t>
+      </w:r>
+      <w:r>
+        <w:rPr>
+          <w:rFonts w:ascii="Carlito" w:hAnsi="Carlito" w:cs="Carlito"/>
+          <w:sz w:val="32"/>
+          <w:szCs w:val="32"/>
+        </w:rPr>
+        <w:t xml:space="preserve">s </w:t>
+      </w:r>
+      <w:r>
+        <w:rPr>
+          <w:rFonts w:ascii="Carlito" w:hAnsi="Carlito" w:cs="Carlito"/>
           <w:b/>
           <w:bCs/>
           <w:sz w:val="32"/>
           <w:szCs w:val="32"/>
         </w:rPr>
-        <w:t>Dart’</w:t>
-      </w:r>
-      <w:r>
-        <w:rPr>
-          <w:sz w:val="32"/>
-          <w:szCs w:val="32"/>
-        </w:rPr>
-        <w:t xml:space="preserve">s </w:t>
-      </w:r>
-      <w:r>
-        <w:rPr>
-          <w:b/>
-          <w:bCs/>
-          <w:sz w:val="32"/>
-          <w:szCs w:val="32"/>
-        </w:rPr>
         <w:t>extension</w:t>
       </w:r>
       <w:r>
         <w:rPr>
+          <w:rFonts w:ascii="Carlito" w:hAnsi="Carlito" w:cs="Carlito"/>
           <w:sz w:val="32"/>
           <w:szCs w:val="32"/>
         </w:rPr>
@@ -612,12 +647,14 @@
       <w:pPr>
         <w:jc w:val="both"/>
         <w:rPr>
-          <w:sz w:val="32"/>
-          <w:szCs w:val="32"/>
-        </w:rPr>
-      </w:pPr>
-      <w:r>
-        <w:rPr>
+          <w:rFonts w:ascii="Carlito" w:hAnsi="Carlito" w:cs="Carlito"/>
+          <w:sz w:val="32"/>
+          <w:szCs w:val="32"/>
+        </w:rPr>
+      </w:pPr>
+      <w:r>
+        <w:rPr>
+          <w:rFonts w:ascii="Carlito" w:hAnsi="Carlito" w:cs="Carlito"/>
           <w:sz w:val="32"/>
           <w:szCs w:val="32"/>
         </w:rPr>
@@ -633,12 +670,14 @@
         </w:numPr>
         <w:jc w:val="both"/>
         <w:rPr>
-          <w:sz w:val="32"/>
-          <w:szCs w:val="32"/>
-        </w:rPr>
-      </w:pPr>
-      <w:r>
-        <w:rPr>
+          <w:rFonts w:ascii="Carlito" w:hAnsi="Carlito" w:cs="Carlito"/>
+          <w:sz w:val="32"/>
+          <w:szCs w:val="32"/>
+        </w:rPr>
+      </w:pPr>
+      <w:r>
+        <w:rPr>
+          <w:rFonts w:ascii="Carlito" w:hAnsi="Carlito" w:cs="Carlito"/>
           <w:sz w:val="32"/>
           <w:szCs w:val="32"/>
         </w:rPr>
@@ -647,6 +686,7 @@
       </w:r>
       <w:r>
         <w:rPr>
+          <w:rFonts w:ascii="Carlito" w:hAnsi="Carlito" w:cs="Carlito"/>
           <w:b/>
           <w:bCs/>
           <w:sz w:val="32"/>
@@ -656,6 +696,7 @@
       </w:r>
       <w:r>
         <w:rPr>
+          <w:rFonts w:ascii="Carlito" w:hAnsi="Carlito" w:cs="Carlito"/>
           <w:sz w:val="32"/>
           <w:szCs w:val="32"/>
         </w:rPr>
@@ -671,38 +712,25 @@
         </w:numPr>
         <w:jc w:val="both"/>
         <w:rPr>
-          <w:sz w:val="32"/>
-          <w:szCs w:val="32"/>
-        </w:rPr>
-      </w:pPr>
-      <w:r>
-        <w:rPr>
-          <w:sz w:val="32"/>
-          <w:szCs w:val="32"/>
-        </w:rPr>
-        <w:t xml:space="preserve">Supports </w:t>
-      </w:r>
-      <w:proofErr w:type="spellStart"/>
-      <w:r>
-        <w:rPr>
-          <w:sz w:val="32"/>
-          <w:szCs w:val="32"/>
-        </w:rPr>
-        <w:t>destructuring</w:t>
-      </w:r>
-      <w:proofErr w:type="spellEnd"/>
-      <w:r>
-        <w:rPr>
-          <w:sz w:val="32"/>
-          <w:szCs w:val="32"/>
-        </w:rPr>
-        <w:t xml:space="preserve"> when accessing the values on an object</w:t>
+          <w:rFonts w:ascii="Carlito" w:hAnsi="Carlito" w:cs="Carlito"/>
+          <w:sz w:val="32"/>
+          <w:szCs w:val="32"/>
+        </w:rPr>
+      </w:pPr>
+      <w:r>
+        <w:rPr>
+          <w:rFonts w:ascii="Carlito" w:hAnsi="Carlito" w:cs="Carlito"/>
+          <w:sz w:val="32"/>
+          <w:szCs w:val="32"/>
+        </w:rPr>
+        <w:t>Supports destructuring when accessing the values on an object</w:t>
       </w:r>
     </w:p>
     <w:p>
       <w:pPr>
         <w:jc w:val="both"/>
         <w:rPr>
+          <w:rFonts w:ascii="Carlito" w:hAnsi="Carlito" w:cs="Carlito"/>
           <w:sz w:val="32"/>
           <w:szCs w:val="32"/>
         </w:rPr>
@@ -712,12 +740,14 @@
       <w:pPr>
         <w:jc w:val="center"/>
         <w:rPr>
-          <w:sz w:val="32"/>
-          <w:szCs w:val="32"/>
-        </w:rPr>
-      </w:pPr>
-      <w:r>
-        <w:rPr>
+          <w:rFonts w:ascii="Carlito" w:hAnsi="Carlito" w:cs="Carlito"/>
+          <w:sz w:val="32"/>
+          <w:szCs w:val="32"/>
+        </w:rPr>
+      </w:pPr>
+      <w:r>
+        <w:rPr>
+          <w:rFonts w:ascii="Carlito" w:hAnsi="Carlito" w:cs="Carlito"/>
           <w:sz w:val="32"/>
           <w:szCs w:val="32"/>
         </w:rPr>

--- a/kotlin/k7_part_two_of_kotlin_extras.docx
+++ b/kotlin/k7_part_two_of_kotlin_extras.docx
@@ -6,18 +6,18 @@
       <w:pPr>
         <w:jc w:val="center"/>
         <w:rPr>
-          <w:rFonts w:ascii="Carlito" w:hAnsi="Carlito" w:cs="Carlito"/>
-          <w:sz w:val="32"/>
-          <w:szCs w:val="32"/>
-        </w:rPr>
-      </w:pPr>
-      <w:r>
-        <w:rPr>
-          <w:rFonts w:ascii="Carlito" w:hAnsi="Carlito" w:cs="Carlito"/>
+          <w:rFonts w:ascii="Calibri" w:hAnsi="Calibri" w:cs="Calibri"/>
+          <w:sz w:val="36"/>
+          <w:szCs w:val="36"/>
+        </w:rPr>
+      </w:pPr>
+      <w:r>
+        <w:rPr>
+          <w:rFonts w:ascii="Calibri" w:hAnsi="Calibri" w:cs="Calibri"/>
           <w:b/>
           <w:bCs/>
-          <w:sz w:val="40"/>
-          <w:szCs w:val="40"/>
+          <w:sz w:val="44"/>
+          <w:szCs w:val="44"/>
         </w:rPr>
         <w:t>INDEX</w:t>
       </w:r>
@@ -31,14 +31,14 @@
         </w:numPr>
         <w:jc w:val="both"/>
         <w:rPr>
-          <w:rFonts w:ascii="Carlito" w:hAnsi="Carlito" w:cs="Carlito"/>
+          <w:rFonts w:ascii="Calibri" w:hAnsi="Calibri" w:cs="Calibri"/>
           <w:sz w:val="32"/>
           <w:szCs w:val="32"/>
         </w:rPr>
       </w:pPr>
       <w:r>
         <w:rPr>
-          <w:rFonts w:ascii="Carlito" w:hAnsi="Carlito" w:cs="Carlito"/>
+          <w:rFonts w:ascii="Calibri" w:hAnsi="Calibri" w:cs="Calibri"/>
           <w:sz w:val="32"/>
           <w:szCs w:val="32"/>
         </w:rPr>
@@ -49,7 +49,7 @@
       <w:pPr>
         <w:jc w:val="both"/>
         <w:rPr>
-          <w:rFonts w:ascii="Carlito" w:hAnsi="Carlito" w:cs="Carlito"/>
+          <w:rFonts w:ascii="Calibri" w:hAnsi="Calibri" w:cs="Calibri"/>
           <w:sz w:val="32"/>
           <w:szCs w:val="32"/>
         </w:rPr>
@@ -59,7 +59,7 @@
       <w:pPr>
         <w:jc w:val="both"/>
         <w:rPr>
-          <w:rFonts w:ascii="Carlito" w:hAnsi="Carlito" w:cs="Carlito"/>
+          <w:rFonts w:ascii="Calibri" w:hAnsi="Calibri" w:cs="Calibri"/>
           <w:sz w:val="32"/>
           <w:szCs w:val="32"/>
         </w:rPr>
@@ -69,7 +69,7 @@
       <w:pPr>
         <w:jc w:val="both"/>
         <w:rPr>
-          <w:rFonts w:ascii="Carlito" w:hAnsi="Carlito" w:cs="Carlito"/>
+          <w:rFonts w:ascii="Calibri" w:hAnsi="Calibri" w:cs="Calibri"/>
           <w:sz w:val="32"/>
           <w:szCs w:val="32"/>
         </w:rPr>
@@ -78,14 +78,14 @@
     <w:p>
       <w:pPr>
         <w:rPr>
-          <w:rFonts w:ascii="Carlito" w:hAnsi="Carlito" w:cs="Carlito"/>
+          <w:rFonts w:ascii="Calibri" w:hAnsi="Calibri" w:cs="Calibri"/>
           <w:sz w:val="32"/>
           <w:szCs w:val="32"/>
         </w:rPr>
       </w:pPr>
       <w:r>
         <w:rPr>
-          <w:rFonts w:ascii="Carlito" w:hAnsi="Carlito" w:cs="Carlito"/>
+          <w:rFonts w:ascii="Calibri" w:hAnsi="Calibri" w:cs="Calibri"/>
           <w:sz w:val="32"/>
           <w:szCs w:val="32"/>
         </w:rPr>
@@ -96,20 +96,20 @@
       <w:pPr>
         <w:jc w:val="both"/>
         <w:rPr>
-          <w:rFonts w:ascii="Carlito" w:hAnsi="Carlito" w:cs="Carlito"/>
+          <w:rFonts w:ascii="Calibri" w:hAnsi="Calibri" w:cs="Calibri"/>
           <w:b/>
           <w:bCs/>
-          <w:sz w:val="32"/>
-          <w:szCs w:val="32"/>
-        </w:rPr>
-      </w:pPr>
-      <w:r>
-        <w:rPr>
-          <w:rFonts w:ascii="Carlito" w:hAnsi="Carlito" w:cs="Carlito"/>
+          <w:sz w:val="36"/>
+          <w:szCs w:val="36"/>
+        </w:rPr>
+      </w:pPr>
+      <w:r>
+        <w:rPr>
+          <w:rFonts w:ascii="Calibri" w:hAnsi="Calibri" w:cs="Calibri"/>
           <w:b/>
           <w:bCs/>
-          <w:sz w:val="32"/>
-          <w:szCs w:val="32"/>
+          <w:sz w:val="36"/>
+          <w:szCs w:val="36"/>
         </w:rPr>
         <w:lastRenderedPageBreak/>
         <w:t>Kotlin (Java’s Successor):</w:t>
@@ -119,146 +119,146 @@
       <w:pPr>
         <w:jc w:val="both"/>
         <w:rPr>
-          <w:rFonts w:ascii="Carlito" w:hAnsi="Carlito" w:cs="Carlito"/>
-          <w:sz w:val="32"/>
-          <w:szCs w:val="32"/>
-        </w:rPr>
-      </w:pPr>
-      <w:r>
-        <w:rPr>
-          <w:rFonts w:ascii="Carlito" w:hAnsi="Carlito" w:cs="Carlito"/>
-          <w:sz w:val="32"/>
-          <w:szCs w:val="32"/>
+          <w:rFonts w:ascii="Calibri" w:hAnsi="Calibri" w:cs="Calibri"/>
+          <w:sz w:val="36"/>
+          <w:szCs w:val="36"/>
+        </w:rPr>
+      </w:pPr>
+      <w:r>
+        <w:rPr>
+          <w:rFonts w:ascii="Calibri" w:hAnsi="Calibri" w:cs="Calibri"/>
+          <w:sz w:val="36"/>
+          <w:szCs w:val="36"/>
         </w:rPr>
         <w:t xml:space="preserve"># </w:t>
       </w:r>
       <w:r>
         <w:rPr>
-          <w:rFonts w:ascii="Carlito" w:hAnsi="Carlito" w:cs="Carlito"/>
+          <w:rFonts w:ascii="Calibri" w:hAnsi="Calibri" w:cs="Calibri"/>
           <w:b/>
           <w:bCs/>
-          <w:sz w:val="32"/>
-          <w:szCs w:val="32"/>
+          <w:sz w:val="36"/>
+          <w:szCs w:val="36"/>
         </w:rPr>
         <w:t>Kotlin</w:t>
       </w:r>
       <w:r>
         <w:rPr>
-          <w:rFonts w:ascii="Carlito" w:hAnsi="Carlito" w:cs="Carlito"/>
-          <w:sz w:val="32"/>
-          <w:szCs w:val="32"/>
+          <w:rFonts w:ascii="Calibri" w:hAnsi="Calibri" w:cs="Calibri"/>
+          <w:sz w:val="36"/>
+          <w:szCs w:val="36"/>
         </w:rPr>
         <w:t xml:space="preserve"> is a statically typed multi-paradigm, designed as a better alternative to </w:t>
       </w:r>
       <w:r>
         <w:rPr>
-          <w:rFonts w:ascii="Carlito" w:hAnsi="Carlito" w:cs="Carlito"/>
+          <w:rFonts w:ascii="Calibri" w:hAnsi="Calibri" w:cs="Calibri"/>
           <w:b/>
           <w:bCs/>
-          <w:sz w:val="32"/>
-          <w:szCs w:val="32"/>
+          <w:sz w:val="36"/>
+          <w:szCs w:val="36"/>
         </w:rPr>
         <w:t>Java</w:t>
       </w:r>
       <w:r>
         <w:rPr>
-          <w:rFonts w:ascii="Carlito" w:hAnsi="Carlito" w:cs="Carlito"/>
-          <w:sz w:val="32"/>
-          <w:szCs w:val="32"/>
+          <w:rFonts w:ascii="Calibri" w:hAnsi="Calibri" w:cs="Calibri"/>
+          <w:sz w:val="36"/>
+          <w:szCs w:val="36"/>
         </w:rPr>
         <w:t xml:space="preserve">. Like </w:t>
       </w:r>
       <w:r>
         <w:rPr>
-          <w:rFonts w:ascii="Carlito" w:hAnsi="Carlito" w:cs="Carlito"/>
+          <w:rFonts w:ascii="Calibri" w:hAnsi="Calibri" w:cs="Calibri"/>
           <w:b/>
           <w:bCs/>
-          <w:sz w:val="32"/>
-          <w:szCs w:val="32"/>
+          <w:sz w:val="36"/>
+          <w:szCs w:val="36"/>
         </w:rPr>
         <w:t>Java</w:t>
       </w:r>
       <w:r>
         <w:rPr>
-          <w:rFonts w:ascii="Carlito" w:hAnsi="Carlito" w:cs="Carlito"/>
-          <w:sz w:val="32"/>
-          <w:szCs w:val="32"/>
+          <w:rFonts w:ascii="Calibri" w:hAnsi="Calibri" w:cs="Calibri"/>
+          <w:sz w:val="36"/>
+          <w:szCs w:val="36"/>
         </w:rPr>
         <w:t xml:space="preserve"> it compiles to Bytecode</w:t>
       </w:r>
       <w:r>
         <w:rPr>
-          <w:rFonts w:ascii="Carlito" w:hAnsi="Carlito" w:cs="Carlito"/>
-          <w:sz w:val="32"/>
-          <w:szCs w:val="32"/>
+          <w:rFonts w:ascii="Calibri" w:hAnsi="Calibri" w:cs="Calibri"/>
+          <w:sz w:val="36"/>
+          <w:szCs w:val="36"/>
         </w:rPr>
         <w:t xml:space="preserve">, an </w:t>
       </w:r>
       <w:r>
         <w:rPr>
-          <w:rFonts w:ascii="Carlito" w:hAnsi="Carlito" w:cs="Carlito"/>
-          <w:sz w:val="32"/>
-          <w:szCs w:val="32"/>
+          <w:rFonts w:ascii="Calibri" w:hAnsi="Calibri" w:cs="Calibri"/>
+          <w:sz w:val="36"/>
+          <w:szCs w:val="36"/>
         </w:rPr>
         <w:t xml:space="preserve">intermediate, platform independent binary code </w:t>
       </w:r>
       <w:r>
         <w:rPr>
-          <w:rFonts w:ascii="Carlito" w:hAnsi="Carlito" w:cs="Carlito"/>
-          <w:sz w:val="32"/>
-          <w:szCs w:val="32"/>
+          <w:rFonts w:ascii="Calibri" w:hAnsi="Calibri" w:cs="Calibri"/>
+          <w:sz w:val="36"/>
+          <w:szCs w:val="36"/>
         </w:rPr>
         <w:t>(</w:t>
       </w:r>
       <w:r>
         <w:rPr>
-          <w:rFonts w:ascii="Carlito" w:hAnsi="Carlito" w:cs="Carlito"/>
-          <w:sz w:val="32"/>
-          <w:szCs w:val="32"/>
+          <w:rFonts w:ascii="Calibri" w:hAnsi="Calibri" w:cs="Calibri"/>
+          <w:sz w:val="36"/>
+          <w:szCs w:val="36"/>
         </w:rPr>
         <w:t>like</w:t>
       </w:r>
       <w:r>
         <w:rPr>
-          <w:rFonts w:ascii="Carlito" w:hAnsi="Carlito" w:cs="Carlito"/>
+          <w:rFonts w:ascii="Calibri" w:hAnsi="Calibri" w:cs="Calibri"/>
           <w:b/>
           <w:bCs/>
-          <w:sz w:val="32"/>
-          <w:szCs w:val="32"/>
+          <w:sz w:val="36"/>
+          <w:szCs w:val="36"/>
         </w:rPr>
         <w:t xml:space="preserve"> .class</w:t>
       </w:r>
       <w:r>
         <w:rPr>
-          <w:rFonts w:ascii="Carlito" w:hAnsi="Carlito" w:cs="Carlito"/>
-          <w:sz w:val="32"/>
-          <w:szCs w:val="32"/>
+          <w:rFonts w:ascii="Calibri" w:hAnsi="Calibri" w:cs="Calibri"/>
+          <w:sz w:val="36"/>
+          <w:szCs w:val="36"/>
         </w:rPr>
         <w:t xml:space="preserve"> files</w:t>
       </w:r>
       <w:r>
         <w:rPr>
-          <w:rFonts w:ascii="Carlito" w:hAnsi="Carlito" w:cs="Carlito"/>
-          <w:sz w:val="32"/>
-          <w:szCs w:val="32"/>
+          <w:rFonts w:ascii="Calibri" w:hAnsi="Calibri" w:cs="Calibri"/>
+          <w:sz w:val="36"/>
+          <w:szCs w:val="36"/>
         </w:rPr>
         <w:t xml:space="preserve">) which runs directly on the CPU using a Virtual Machine like </w:t>
       </w:r>
       <w:r>
         <w:rPr>
-          <w:rFonts w:ascii="Carlito" w:hAnsi="Carlito" w:cs="Carlito"/>
+          <w:rFonts w:ascii="Calibri" w:hAnsi="Calibri" w:cs="Calibri"/>
           <w:b/>
           <w:bCs/>
-          <w:sz w:val="32"/>
-          <w:szCs w:val="32"/>
+          <w:sz w:val="36"/>
+          <w:szCs w:val="36"/>
         </w:rPr>
         <w:t xml:space="preserve">JVM </w:t>
       </w:r>
       <w:r>
         <w:rPr>
-          <w:rFonts w:ascii="Carlito" w:hAnsi="Carlito" w:cs="Carlito"/>
-          <w:sz w:val="32"/>
-          <w:szCs w:val="32"/>
+          <w:rFonts w:ascii="Calibri" w:hAnsi="Calibri" w:cs="Calibri"/>
+          <w:sz w:val="36"/>
+          <w:szCs w:val="36"/>
         </w:rPr>
         <w:t>(Java Virtual Machine)</w:t>
       </w:r>
@@ -267,34 +267,34 @@
       <w:pPr>
         <w:jc w:val="both"/>
         <w:rPr>
-          <w:rFonts w:ascii="Carlito" w:hAnsi="Carlito" w:cs="Carlito"/>
-          <w:sz w:val="32"/>
-          <w:szCs w:val="32"/>
-        </w:rPr>
-      </w:pPr>
-      <w:r>
-        <w:rPr>
-          <w:rFonts w:ascii="Carlito" w:hAnsi="Carlito" w:cs="Carlito"/>
-          <w:sz w:val="32"/>
-          <w:szCs w:val="32"/>
+          <w:rFonts w:ascii="Calibri" w:hAnsi="Calibri" w:cs="Calibri"/>
+          <w:sz w:val="36"/>
+          <w:szCs w:val="36"/>
+        </w:rPr>
+      </w:pPr>
+      <w:r>
+        <w:rPr>
+          <w:rFonts w:ascii="Calibri" w:hAnsi="Calibri" w:cs="Calibri"/>
+          <w:sz w:val="36"/>
+          <w:szCs w:val="36"/>
         </w:rPr>
         <w:t># It has type inference, functional pattern and null safety. It can also interop with existing</w:t>
       </w:r>
       <w:r>
         <w:rPr>
-          <w:rFonts w:ascii="Carlito" w:hAnsi="Carlito" w:cs="Carlito"/>
+          <w:rFonts w:ascii="Calibri" w:hAnsi="Calibri" w:cs="Calibri"/>
           <w:b/>
           <w:bCs/>
-          <w:sz w:val="32"/>
-          <w:szCs w:val="32"/>
+          <w:sz w:val="36"/>
+          <w:szCs w:val="36"/>
         </w:rPr>
         <w:t xml:space="preserve"> Java</w:t>
       </w:r>
       <w:r>
         <w:rPr>
-          <w:rFonts w:ascii="Carlito" w:hAnsi="Carlito" w:cs="Carlito"/>
-          <w:sz w:val="32"/>
-          <w:szCs w:val="32"/>
+          <w:rFonts w:ascii="Calibri" w:hAnsi="Calibri" w:cs="Calibri"/>
+          <w:sz w:val="36"/>
+          <w:szCs w:val="36"/>
         </w:rPr>
         <w:t xml:space="preserve"> Code. Kotlin can also compile to:</w:t>
       </w:r>
@@ -308,16 +308,16 @@
         </w:numPr>
         <w:jc w:val="both"/>
         <w:rPr>
-          <w:rFonts w:ascii="Carlito" w:hAnsi="Carlito" w:cs="Carlito"/>
-          <w:sz w:val="32"/>
-          <w:szCs w:val="32"/>
-        </w:rPr>
-      </w:pPr>
-      <w:r>
-        <w:rPr>
-          <w:rFonts w:ascii="Carlito" w:hAnsi="Carlito" w:cs="Carlito"/>
-          <w:sz w:val="32"/>
-          <w:szCs w:val="32"/>
+          <w:rFonts w:ascii="Calibri" w:hAnsi="Calibri" w:cs="Calibri"/>
+          <w:sz w:val="36"/>
+          <w:szCs w:val="36"/>
+        </w:rPr>
+      </w:pPr>
+      <w:r>
+        <w:rPr>
+          <w:rFonts w:ascii="Calibri" w:hAnsi="Calibri" w:cs="Calibri"/>
+          <w:sz w:val="36"/>
+          <w:szCs w:val="36"/>
         </w:rPr>
         <w:t>Native ARM machine code</w:t>
       </w:r>
@@ -331,16 +331,16 @@
         </w:numPr>
         <w:jc w:val="both"/>
         <w:rPr>
-          <w:rFonts w:ascii="Carlito" w:hAnsi="Carlito" w:cs="Carlito"/>
-          <w:sz w:val="32"/>
-          <w:szCs w:val="32"/>
-        </w:rPr>
-      </w:pPr>
-      <w:r>
-        <w:rPr>
-          <w:rFonts w:ascii="Carlito" w:hAnsi="Carlito" w:cs="Carlito"/>
-          <w:sz w:val="32"/>
-          <w:szCs w:val="32"/>
+          <w:rFonts w:ascii="Calibri" w:hAnsi="Calibri" w:cs="Calibri"/>
+          <w:sz w:val="36"/>
+          <w:szCs w:val="36"/>
+        </w:rPr>
+      </w:pPr>
+      <w:r>
+        <w:rPr>
+          <w:rFonts w:ascii="Calibri" w:hAnsi="Calibri" w:cs="Calibri"/>
+          <w:sz w:val="36"/>
+          <w:szCs w:val="36"/>
         </w:rPr>
         <w:t>And JavaScript for web</w:t>
       </w:r>
@@ -349,34 +349,34 @@
       <w:pPr>
         <w:jc w:val="both"/>
         <w:rPr>
-          <w:rFonts w:ascii="Carlito" w:hAnsi="Carlito" w:cs="Carlito"/>
-          <w:sz w:val="32"/>
-          <w:szCs w:val="32"/>
-        </w:rPr>
-      </w:pPr>
-      <w:r>
-        <w:rPr>
-          <w:rFonts w:ascii="Carlito" w:hAnsi="Carlito" w:cs="Carlito"/>
-          <w:sz w:val="32"/>
-          <w:szCs w:val="32"/>
+          <w:rFonts w:ascii="Calibri" w:hAnsi="Calibri" w:cs="Calibri"/>
+          <w:sz w:val="36"/>
+          <w:szCs w:val="36"/>
+        </w:rPr>
+      </w:pPr>
+      <w:r>
+        <w:rPr>
+          <w:rFonts w:ascii="Calibri" w:hAnsi="Calibri" w:cs="Calibri"/>
+          <w:sz w:val="36"/>
+          <w:szCs w:val="36"/>
         </w:rPr>
         <w:t># Enabling multiplatform (</w:t>
       </w:r>
       <w:r>
         <w:rPr>
-          <w:rFonts w:ascii="Carlito" w:hAnsi="Carlito" w:cs="Carlito"/>
+          <w:rFonts w:ascii="Calibri" w:hAnsi="Calibri" w:cs="Calibri"/>
           <w:b/>
           <w:bCs/>
-          <w:sz w:val="32"/>
-          <w:szCs w:val="32"/>
+          <w:sz w:val="36"/>
+          <w:szCs w:val="36"/>
         </w:rPr>
         <w:t>KMP</w:t>
       </w:r>
       <w:r>
         <w:rPr>
-          <w:rFonts w:ascii="Carlito" w:hAnsi="Carlito" w:cs="Carlito"/>
-          <w:sz w:val="32"/>
-          <w:szCs w:val="32"/>
+          <w:rFonts w:ascii="Calibri" w:hAnsi="Calibri" w:cs="Calibri"/>
+          <w:sz w:val="36"/>
+          <w:szCs w:val="36"/>
         </w:rPr>
         <w:t>) capabilities. One of its core features is called Coroutines which provides a simplified way to write asynchronous non-blocking code</w:t>
       </w:r>
@@ -385,9 +385,9 @@
       <w:pPr>
         <w:jc w:val="both"/>
         <w:rPr>
-          <w:rFonts w:ascii="Carlito" w:hAnsi="Carlito" w:cs="Carlito"/>
-          <w:sz w:val="32"/>
-          <w:szCs w:val="32"/>
+          <w:rFonts w:ascii="Calibri" w:hAnsi="Calibri" w:cs="Calibri"/>
+          <w:sz w:val="36"/>
+          <w:szCs w:val="36"/>
         </w:rPr>
       </w:pPr>
     </w:p>
@@ -395,16 +395,16 @@
       <w:pPr>
         <w:jc w:val="both"/>
         <w:rPr>
-          <w:rFonts w:ascii="Carlito" w:hAnsi="Carlito" w:cs="Carlito"/>
-          <w:sz w:val="32"/>
-          <w:szCs w:val="32"/>
-        </w:rPr>
-      </w:pPr>
-      <w:r>
-        <w:rPr>
-          <w:rFonts w:ascii="Carlito" w:hAnsi="Carlito" w:cs="Carlito"/>
-          <w:sz w:val="32"/>
-          <w:szCs w:val="32"/>
+          <w:rFonts w:ascii="Calibri" w:hAnsi="Calibri" w:cs="Calibri"/>
+          <w:sz w:val="36"/>
+          <w:szCs w:val="36"/>
+        </w:rPr>
+      </w:pPr>
+      <w:r>
+        <w:rPr>
+          <w:rFonts w:ascii="Calibri" w:hAnsi="Calibri" w:cs="Calibri"/>
+          <w:sz w:val="36"/>
+          <w:szCs w:val="36"/>
         </w:rPr>
         <w:t>Functions in Kotlin:</w:t>
       </w:r>
@@ -413,70 +413,70 @@
       <w:pPr>
         <w:jc w:val="both"/>
         <w:rPr>
-          <w:rFonts w:ascii="Carlito" w:hAnsi="Carlito" w:cs="Carlito"/>
-          <w:sz w:val="32"/>
-          <w:szCs w:val="32"/>
-        </w:rPr>
-      </w:pPr>
-      <w:r>
-        <w:rPr>
-          <w:rFonts w:ascii="Carlito" w:hAnsi="Carlito" w:cs="Carlito"/>
-          <w:sz w:val="32"/>
-          <w:szCs w:val="32"/>
+          <w:rFonts w:ascii="Calibri" w:hAnsi="Calibri" w:cs="Calibri"/>
+          <w:sz w:val="36"/>
+          <w:szCs w:val="36"/>
+        </w:rPr>
+      </w:pPr>
+      <w:r>
+        <w:rPr>
+          <w:rFonts w:ascii="Calibri" w:hAnsi="Calibri" w:cs="Calibri"/>
+          <w:sz w:val="36"/>
+          <w:szCs w:val="36"/>
         </w:rPr>
         <w:t># Just like</w:t>
       </w:r>
       <w:r>
         <w:rPr>
-          <w:rFonts w:ascii="Carlito" w:hAnsi="Carlito" w:cs="Carlito"/>
+          <w:rFonts w:ascii="Calibri" w:hAnsi="Calibri" w:cs="Calibri"/>
           <w:b/>
           <w:bCs/>
-          <w:sz w:val="32"/>
-          <w:szCs w:val="32"/>
+          <w:sz w:val="36"/>
+          <w:szCs w:val="36"/>
         </w:rPr>
         <w:t xml:space="preserve"> C</w:t>
       </w:r>
       <w:r>
         <w:rPr>
-          <w:rFonts w:ascii="Carlito" w:hAnsi="Carlito" w:cs="Carlito"/>
-          <w:sz w:val="32"/>
-          <w:szCs w:val="32"/>
+          <w:rFonts w:ascii="Calibri" w:hAnsi="Calibri" w:cs="Calibri"/>
+          <w:sz w:val="36"/>
+          <w:szCs w:val="36"/>
         </w:rPr>
         <w:t xml:space="preserve">, </w:t>
       </w:r>
       <w:r>
         <w:rPr>
-          <w:rFonts w:ascii="Carlito" w:hAnsi="Carlito" w:cs="Carlito"/>
+          <w:rFonts w:ascii="Calibri" w:hAnsi="Calibri" w:cs="Calibri"/>
           <w:b/>
           <w:bCs/>
-          <w:sz w:val="32"/>
-          <w:szCs w:val="32"/>
+          <w:sz w:val="36"/>
+          <w:szCs w:val="36"/>
         </w:rPr>
         <w:t>Kotlin</w:t>
       </w:r>
       <w:r>
         <w:rPr>
-          <w:rFonts w:ascii="Carlito" w:hAnsi="Carlito" w:cs="Carlito"/>
-          <w:sz w:val="32"/>
-          <w:szCs w:val="32"/>
+          <w:rFonts w:ascii="Calibri" w:hAnsi="Calibri" w:cs="Calibri"/>
+          <w:sz w:val="36"/>
+          <w:szCs w:val="36"/>
         </w:rPr>
         <w:t xml:space="preserve"> has </w:t>
       </w:r>
       <w:r>
         <w:rPr>
-          <w:rFonts w:ascii="Carlito" w:hAnsi="Carlito" w:cs="Carlito"/>
+          <w:rFonts w:ascii="Calibri" w:hAnsi="Calibri" w:cs="Calibri"/>
           <w:b/>
           <w:bCs/>
-          <w:sz w:val="32"/>
-          <w:szCs w:val="32"/>
+          <w:sz w:val="36"/>
+          <w:szCs w:val="36"/>
         </w:rPr>
         <w:t>main()</w:t>
       </w:r>
       <w:r>
         <w:rPr>
-          <w:rFonts w:ascii="Carlito" w:hAnsi="Carlito" w:cs="Carlito"/>
-          <w:sz w:val="32"/>
-          <w:szCs w:val="32"/>
+          <w:rFonts w:ascii="Calibri" w:hAnsi="Calibri" w:cs="Calibri"/>
+          <w:sz w:val="36"/>
+          <w:szCs w:val="36"/>
         </w:rPr>
         <w:t xml:space="preserve"> function which is the entry point or the starting point our code will start executing from</w:t>
       </w:r>
@@ -485,42 +485,42 @@
       <w:pPr>
         <w:jc w:val="both"/>
         <w:rPr>
-          <w:rFonts w:ascii="Carlito" w:hAnsi="Carlito" w:cs="Carlito"/>
-          <w:sz w:val="32"/>
-          <w:szCs w:val="32"/>
-        </w:rPr>
-      </w:pPr>
-      <w:r>
-        <w:rPr>
-          <w:rFonts w:ascii="Carlito" w:hAnsi="Carlito" w:cs="Carlito"/>
-          <w:sz w:val="32"/>
-          <w:szCs w:val="32"/>
+          <w:rFonts w:ascii="Calibri" w:hAnsi="Calibri" w:cs="Calibri"/>
+          <w:sz w:val="36"/>
+          <w:szCs w:val="36"/>
+        </w:rPr>
+      </w:pPr>
+      <w:r>
+        <w:rPr>
+          <w:rFonts w:ascii="Calibri" w:hAnsi="Calibri" w:cs="Calibri"/>
+          <w:sz w:val="36"/>
+          <w:szCs w:val="36"/>
         </w:rPr>
         <w:t># Functions are first class objects</w:t>
       </w:r>
       <w:r>
         <w:rPr>
-          <w:rFonts w:ascii="Carlito" w:hAnsi="Carlito" w:cs="Carlito"/>
-          <w:sz w:val="32"/>
-          <w:szCs w:val="32"/>
+          <w:rFonts w:ascii="Calibri" w:hAnsi="Calibri" w:cs="Calibri"/>
+          <w:sz w:val="36"/>
+          <w:szCs w:val="36"/>
         </w:rPr>
         <w:t xml:space="preserve"> in </w:t>
       </w:r>
       <w:r>
         <w:rPr>
-          <w:rFonts w:ascii="Carlito" w:hAnsi="Carlito" w:cs="Carlito"/>
+          <w:rFonts w:ascii="Calibri" w:hAnsi="Calibri" w:cs="Calibri"/>
           <w:b/>
           <w:bCs/>
-          <w:sz w:val="32"/>
-          <w:szCs w:val="32"/>
+          <w:sz w:val="36"/>
+          <w:szCs w:val="36"/>
         </w:rPr>
         <w:t>Kotlin</w:t>
       </w:r>
       <w:r>
         <w:rPr>
-          <w:rFonts w:ascii="Carlito" w:hAnsi="Carlito" w:cs="Carlito"/>
-          <w:sz w:val="32"/>
-          <w:szCs w:val="32"/>
+          <w:rFonts w:ascii="Calibri" w:hAnsi="Calibri" w:cs="Calibri"/>
+          <w:sz w:val="36"/>
+          <w:szCs w:val="36"/>
         </w:rPr>
         <w:t xml:space="preserve"> which means they can be stored as variables passed as parameters or used anonymously with lambdas</w:t>
       </w:r>
@@ -529,9 +529,9 @@
       <w:pPr>
         <w:jc w:val="both"/>
         <w:rPr>
-          <w:rFonts w:ascii="Carlito" w:hAnsi="Carlito" w:cs="Carlito"/>
-          <w:sz w:val="32"/>
-          <w:szCs w:val="32"/>
+          <w:rFonts w:ascii="Calibri" w:hAnsi="Calibri" w:cs="Calibri"/>
+          <w:sz w:val="36"/>
+          <w:szCs w:val="36"/>
         </w:rPr>
       </w:pPr>
     </w:p>
@@ -539,16 +539,16 @@
       <w:pPr>
         <w:jc w:val="both"/>
         <w:rPr>
-          <w:rFonts w:ascii="Carlito" w:hAnsi="Carlito" w:cs="Carlito"/>
-          <w:sz w:val="32"/>
-          <w:szCs w:val="32"/>
-        </w:rPr>
-      </w:pPr>
-      <w:r>
-        <w:rPr>
-          <w:rFonts w:ascii="Carlito" w:hAnsi="Carlito" w:cs="Carlito"/>
-          <w:sz w:val="32"/>
-          <w:szCs w:val="32"/>
+          <w:rFonts w:ascii="Calibri" w:hAnsi="Calibri" w:cs="Calibri"/>
+          <w:sz w:val="36"/>
+          <w:szCs w:val="36"/>
+        </w:rPr>
+      </w:pPr>
+      <w:r>
+        <w:rPr>
+          <w:rFonts w:ascii="Calibri" w:hAnsi="Calibri" w:cs="Calibri"/>
+          <w:sz w:val="36"/>
+          <w:szCs w:val="36"/>
         </w:rPr>
         <w:t>OOP:</w:t>
       </w:r>
@@ -557,88 +557,89 @@
       <w:pPr>
         <w:jc w:val="both"/>
         <w:rPr>
-          <w:rFonts w:ascii="Carlito" w:hAnsi="Carlito" w:cs="Carlito"/>
-          <w:sz w:val="32"/>
-          <w:szCs w:val="32"/>
-        </w:rPr>
-      </w:pPr>
-      <w:r>
-        <w:rPr>
-          <w:rFonts w:ascii="Carlito" w:hAnsi="Carlito" w:cs="Carlito"/>
-          <w:sz w:val="32"/>
-          <w:szCs w:val="32"/>
-        </w:rPr>
+          <w:rFonts w:ascii="Calibri" w:hAnsi="Calibri" w:cs="Calibri"/>
+          <w:sz w:val="36"/>
+          <w:szCs w:val="36"/>
+        </w:rPr>
+      </w:pPr>
+      <w:r>
+        <w:rPr>
+          <w:rFonts w:ascii="Calibri" w:hAnsi="Calibri" w:cs="Calibri"/>
+          <w:sz w:val="36"/>
+          <w:szCs w:val="36"/>
+        </w:rPr>
+        <w:lastRenderedPageBreak/>
         <w:t>#</w:t>
       </w:r>
       <w:r>
         <w:rPr>
-          <w:rFonts w:ascii="Carlito" w:hAnsi="Carlito" w:cs="Carlito"/>
+          <w:rFonts w:ascii="Calibri" w:hAnsi="Calibri" w:cs="Calibri"/>
           <w:b/>
           <w:bCs/>
-          <w:sz w:val="32"/>
-          <w:szCs w:val="32"/>
+          <w:sz w:val="36"/>
+          <w:szCs w:val="36"/>
         </w:rPr>
         <w:t xml:space="preserve"> Kotlin</w:t>
       </w:r>
       <w:r>
         <w:rPr>
-          <w:rFonts w:ascii="Carlito" w:hAnsi="Carlito" w:cs="Carlito"/>
-          <w:sz w:val="32"/>
-          <w:szCs w:val="32"/>
+          <w:rFonts w:ascii="Calibri" w:hAnsi="Calibri" w:cs="Calibri"/>
+          <w:sz w:val="36"/>
+          <w:szCs w:val="36"/>
         </w:rPr>
         <w:t xml:space="preserve"> can do special things that </w:t>
       </w:r>
       <w:r>
         <w:rPr>
-          <w:rFonts w:ascii="Carlito" w:hAnsi="Carlito" w:cs="Carlito"/>
+          <w:rFonts w:ascii="Calibri" w:hAnsi="Calibri" w:cs="Calibri"/>
           <w:b/>
           <w:bCs/>
-          <w:sz w:val="32"/>
-          <w:szCs w:val="32"/>
+          <w:sz w:val="36"/>
+          <w:szCs w:val="36"/>
         </w:rPr>
         <w:t>Java</w:t>
       </w:r>
       <w:r>
         <w:rPr>
-          <w:rFonts w:ascii="Carlito" w:hAnsi="Carlito" w:cs="Carlito"/>
-          <w:sz w:val="32"/>
-          <w:szCs w:val="32"/>
+          <w:rFonts w:ascii="Calibri" w:hAnsi="Calibri" w:cs="Calibri"/>
+          <w:sz w:val="36"/>
+          <w:szCs w:val="36"/>
         </w:rPr>
         <w:t xml:space="preserve"> can’t like modify the behavior (methods) of a class without inheritance using extension functions (like </w:t>
       </w:r>
       <w:r>
         <w:rPr>
-          <w:rFonts w:ascii="Carlito" w:hAnsi="Carlito" w:cs="Carlito"/>
+          <w:rFonts w:ascii="Calibri" w:hAnsi="Calibri" w:cs="Calibri"/>
           <w:b/>
           <w:bCs/>
-          <w:sz w:val="32"/>
-          <w:szCs w:val="32"/>
+          <w:sz w:val="36"/>
+          <w:szCs w:val="36"/>
         </w:rPr>
         <w:t>Dart’</w:t>
       </w:r>
       <w:r>
         <w:rPr>
-          <w:rFonts w:ascii="Carlito" w:hAnsi="Carlito" w:cs="Carlito"/>
-          <w:sz w:val="32"/>
-          <w:szCs w:val="32"/>
+          <w:rFonts w:ascii="Calibri" w:hAnsi="Calibri" w:cs="Calibri"/>
+          <w:sz w:val="36"/>
+          <w:szCs w:val="36"/>
         </w:rPr>
         <w:t xml:space="preserve">s </w:t>
       </w:r>
       <w:r>
         <w:rPr>
-          <w:rFonts w:ascii="Carlito" w:hAnsi="Carlito" w:cs="Carlito"/>
+          <w:rFonts w:ascii="Calibri" w:hAnsi="Calibri" w:cs="Calibri"/>
           <w:b/>
           <w:bCs/>
-          <w:sz w:val="32"/>
-          <w:szCs w:val="32"/>
+          <w:sz w:val="36"/>
+          <w:szCs w:val="36"/>
         </w:rPr>
         <w:t>extension</w:t>
       </w:r>
       <w:r>
         <w:rPr>
-          <w:rFonts w:ascii="Carlito" w:hAnsi="Carlito" w:cs="Carlito"/>
-          <w:sz w:val="32"/>
-          <w:szCs w:val="32"/>
+          <w:rFonts w:ascii="Calibri" w:hAnsi="Calibri" w:cs="Calibri"/>
+          <w:sz w:val="36"/>
+          <w:szCs w:val="36"/>
         </w:rPr>
         <w:t xml:space="preserve"> keyword)</w:t>
       </w:r>
@@ -647,16 +648,16 @@
       <w:pPr>
         <w:jc w:val="both"/>
         <w:rPr>
-          <w:rFonts w:ascii="Carlito" w:hAnsi="Carlito" w:cs="Carlito"/>
-          <w:sz w:val="32"/>
-          <w:szCs w:val="32"/>
-        </w:rPr>
-      </w:pPr>
-      <w:r>
-        <w:rPr>
-          <w:rFonts w:ascii="Carlito" w:hAnsi="Carlito" w:cs="Carlito"/>
-          <w:sz w:val="32"/>
-          <w:szCs w:val="32"/>
+          <w:rFonts w:ascii="Calibri" w:hAnsi="Calibri" w:cs="Calibri"/>
+          <w:sz w:val="36"/>
+          <w:szCs w:val="36"/>
+        </w:rPr>
+      </w:pPr>
+      <w:r>
+        <w:rPr>
+          <w:rFonts w:ascii="Calibri" w:hAnsi="Calibri" w:cs="Calibri"/>
+          <w:sz w:val="36"/>
+          <w:szCs w:val="36"/>
         </w:rPr>
         <w:t># It also reduces boilerplates with things like:</w:t>
       </w:r>
@@ -670,35 +671,34 @@
         </w:numPr>
         <w:jc w:val="both"/>
         <w:rPr>
-          <w:rFonts w:ascii="Carlito" w:hAnsi="Carlito" w:cs="Carlito"/>
-          <w:sz w:val="32"/>
-          <w:szCs w:val="32"/>
-        </w:rPr>
-      </w:pPr>
-      <w:r>
-        <w:rPr>
-          <w:rFonts w:ascii="Carlito" w:hAnsi="Carlito" w:cs="Carlito"/>
-          <w:sz w:val="32"/>
-          <w:szCs w:val="32"/>
-        </w:rPr>
-        <w:lastRenderedPageBreak/>
+          <w:rFonts w:ascii="Calibri" w:hAnsi="Calibri" w:cs="Calibri"/>
+          <w:sz w:val="36"/>
+          <w:szCs w:val="36"/>
+        </w:rPr>
+      </w:pPr>
+      <w:r>
+        <w:rPr>
+          <w:rFonts w:ascii="Calibri" w:hAnsi="Calibri" w:cs="Calibri"/>
+          <w:sz w:val="36"/>
+          <w:szCs w:val="36"/>
+        </w:rPr>
         <w:t>Data classes (</w:t>
       </w:r>
       <w:r>
         <w:rPr>
-          <w:rFonts w:ascii="Carlito" w:hAnsi="Carlito" w:cs="Carlito"/>
+          <w:rFonts w:ascii="Calibri" w:hAnsi="Calibri" w:cs="Calibri"/>
           <w:b/>
           <w:bCs/>
-          <w:sz w:val="32"/>
-          <w:szCs w:val="32"/>
+          <w:sz w:val="36"/>
+          <w:szCs w:val="36"/>
         </w:rPr>
         <w:t>data class …</w:t>
       </w:r>
       <w:r>
         <w:rPr>
-          <w:rFonts w:ascii="Carlito" w:hAnsi="Carlito" w:cs="Carlito"/>
-          <w:sz w:val="32"/>
-          <w:szCs w:val="32"/>
+          <w:rFonts w:ascii="Calibri" w:hAnsi="Calibri" w:cs="Calibri"/>
+          <w:sz w:val="36"/>
+          <w:szCs w:val="36"/>
         </w:rPr>
         <w:t>) so we don’t need to write constructors, getters and setters</w:t>
       </w:r>
@@ -712,16 +712,16 @@
         </w:numPr>
         <w:jc w:val="both"/>
         <w:rPr>
-          <w:rFonts w:ascii="Carlito" w:hAnsi="Carlito" w:cs="Carlito"/>
-          <w:sz w:val="32"/>
-          <w:szCs w:val="32"/>
-        </w:rPr>
-      </w:pPr>
-      <w:r>
-        <w:rPr>
-          <w:rFonts w:ascii="Carlito" w:hAnsi="Carlito" w:cs="Carlito"/>
-          <w:sz w:val="32"/>
-          <w:szCs w:val="32"/>
+          <w:rFonts w:ascii="Calibri" w:hAnsi="Calibri" w:cs="Calibri"/>
+          <w:sz w:val="36"/>
+          <w:szCs w:val="36"/>
+        </w:rPr>
+      </w:pPr>
+      <w:r>
+        <w:rPr>
+          <w:rFonts w:ascii="Calibri" w:hAnsi="Calibri" w:cs="Calibri"/>
+          <w:sz w:val="36"/>
+          <w:szCs w:val="36"/>
         </w:rPr>
         <w:t>Supports destructuring when accessing the values on an object</w:t>
       </w:r>
@@ -730,9 +730,9 @@
       <w:pPr>
         <w:jc w:val="both"/>
         <w:rPr>
-          <w:rFonts w:ascii="Carlito" w:hAnsi="Carlito" w:cs="Carlito"/>
-          <w:sz w:val="32"/>
-          <w:szCs w:val="32"/>
+          <w:rFonts w:ascii="Calibri" w:hAnsi="Calibri" w:cs="Calibri"/>
+          <w:sz w:val="36"/>
+          <w:szCs w:val="36"/>
         </w:rPr>
       </w:pPr>
     </w:p>
@@ -740,16 +740,16 @@
       <w:pPr>
         <w:jc w:val="center"/>
         <w:rPr>
-          <w:rFonts w:ascii="Carlito" w:hAnsi="Carlito" w:cs="Carlito"/>
-          <w:sz w:val="32"/>
-          <w:szCs w:val="32"/>
-        </w:rPr>
-      </w:pPr>
-      <w:r>
-        <w:rPr>
-          <w:rFonts w:ascii="Carlito" w:hAnsi="Carlito" w:cs="Carlito"/>
-          <w:sz w:val="32"/>
-          <w:szCs w:val="32"/>
+          <w:rFonts w:ascii="Calibri" w:hAnsi="Calibri" w:cs="Calibri"/>
+          <w:sz w:val="36"/>
+          <w:szCs w:val="36"/>
+        </w:rPr>
+      </w:pPr>
+      <w:r>
+        <w:rPr>
+          <w:rFonts w:ascii="Calibri" w:hAnsi="Calibri" w:cs="Calibri"/>
+          <w:sz w:val="36"/>
+          <w:szCs w:val="36"/>
         </w:rPr>
         <w:t>Break</w:t>
       </w:r>
